--- a/admin/FDE 049 Compromiso Academico V.8 - MMPC14.docx
+++ b/admin/FDE 049 Compromiso Academico V.8 - MMPC14.docx
@@ -1,6 +1,6 @@
 
 <file path=word/document.xml><?xml version="1.0" encoding="utf-8"?>
-<w:document xmlns:wpc="http://schemas.microsoft.com/office/word/2010/wordprocessingCanvas" xmlns:cx="http://schemas.microsoft.com/office/drawing/2014/chartex" xmlns:cx1="http://schemas.microsoft.com/office/drawing/2015/9/8/chartex" xmlns:cx2="http://schemas.microsoft.com/office/drawing/2015/10/21/chartex" xmlns:cx3="http://schemas.microsoft.com/office/drawing/2016/5/9/chartex" xmlns:cx4="http://schemas.microsoft.com/office/drawing/2016/5/10/chartex" xmlns:cx5="http://schemas.microsoft.com/office/drawing/2016/5/11/chartex" xmlns:cx6="http://schemas.microsoft.com/office/drawing/2016/5/12/chartex" xmlns:cx7="http://schemas.microsoft.com/office/drawing/2016/5/13/chartex" xmlns:cx8="http://schemas.microsoft.com/office/drawing/2016/5/14/chartex" xmlns:mc="http://schemas.openxmlformats.org/markup-compatibility/2006" xmlns:aink="http://schemas.microsoft.com/office/drawing/2016/ink" xmlns:am3d="http://schemas.microsoft.com/office/drawing/2017/model3d" xmlns:o="urn:schemas-microsoft-com:office:office" xmlns:oel="http://schemas.microsoft.com/office/2019/extlst" xmlns:r="http://schemas.openxmlformats.org/officeDocument/2006/relationships" xmlns:m="http://schemas.openxmlformats.org/officeDocument/2006/math" xmlns:v="urn:schemas-microsoft-com:vml" xmlns:wp14="http://schemas.microsoft.com/office/word/2010/wordprocessingDrawing" xmlns:wp="http://schemas.openxmlformats.org/drawingml/2006/wordprocessingDrawing" xmlns:w10="urn:schemas-microsoft-com:office:word" xmlns:w="http://schemas.openxmlformats.org/wordprocessingml/2006/main" xmlns:w14="http://schemas.microsoft.com/office/word/2010/wordml" xmlns:w15="http://schemas.microsoft.com/office/word/2012/wordml" xmlns:w16cex="http://schemas.microsoft.com/office/word/2018/wordml/cex" xmlns:w16cid="http://schemas.microsoft.com/office/word/2016/wordml/cid" xmlns:w16="http://schemas.microsoft.com/office/word/2018/wordml" xmlns:w16du="http://schemas.microsoft.com/office/word/2023/wordml/word16du" xmlns:w16sdtdh="http://schemas.microsoft.com/office/word/2020/wordml/sdtdatahash" xmlns:w16sdtfl="http://schemas.microsoft.com/office/word/2024/wordml/sdtformatlock" xmlns:w16se="http://schemas.microsoft.com/office/word/2015/wordml/symex" xmlns:wpg="http://schemas.microsoft.com/office/word/2010/wordprocessingGroup" xmlns:wpi="http://schemas.microsoft.com/office/word/2010/wordprocessingInk" xmlns:wne="http://schemas.microsoft.com/office/word/2006/wordml" xmlns:wps="http://schemas.microsoft.com/office/word/2010/wordprocessingShape" mc:Ignorable="w14 w15 w16se w16cid w16 w16cex w16sdtdh w16sdtfl w16du wp14">
+<w:document xmlns:wpc="http://schemas.microsoft.com/office/word/2010/wordprocessingCanvas" xmlns:cx="http://schemas.microsoft.com/office/drawing/2014/chartex" xmlns:cx1="http://schemas.microsoft.com/office/drawing/2015/9/8/chartex" xmlns:cx2="http://schemas.microsoft.com/office/drawing/2015/10/21/chartex" xmlns:cx3="http://schemas.microsoft.com/office/drawing/2016/5/9/chartex" xmlns:cx4="http://schemas.microsoft.com/office/drawing/2016/5/10/chartex" xmlns:cx5="http://schemas.microsoft.com/office/drawing/2016/5/11/chartex" xmlns:cx6="http://schemas.microsoft.com/office/drawing/2016/5/12/chartex" xmlns:cx7="http://schemas.microsoft.com/office/drawing/2016/5/13/chartex" xmlns:cx8="http://schemas.microsoft.com/office/drawing/2016/5/14/chartex" xmlns:mc="http://schemas.openxmlformats.org/markup-compatibility/2006" xmlns:aink="http://schemas.microsoft.com/office/drawing/2016/ink" xmlns:am3d="http://schemas.microsoft.com/office/drawing/2017/model3d" xmlns:o="urn:schemas-microsoft-com:office:office" xmlns:oel="http://schemas.microsoft.com/office/2019/extlst" xmlns:r="http://schemas.openxmlformats.org/officeDocument/2006/relationships" xmlns:m="http://schemas.openxmlformats.org/officeDocument/2006/math" xmlns:v="urn:schemas-microsoft-com:vml" xmlns:wp14="http://schemas.microsoft.com/office/word/2010/wordprocessingDrawing" xmlns:wp="http://schemas.openxmlformats.org/drawingml/2006/wordprocessingDrawing" xmlns:w10="urn:schemas-microsoft-com:office:word" xmlns:w="http://schemas.openxmlformats.org/wordprocessingml/2006/main" xmlns:w14="http://schemas.microsoft.com/office/word/2010/wordml" xmlns:w15="http://schemas.microsoft.com/office/word/2012/wordml" xmlns:w16cei="http://schemas.microsoft.com/office/word/2026/wordml/cei" xmlns:w16cex="http://schemas.microsoft.com/office/word/2018/wordml/cex" xmlns:w16cid="http://schemas.microsoft.com/office/word/2016/wordml/cid" xmlns:w16="http://schemas.microsoft.com/office/word/2018/wordml" xmlns:w16du="http://schemas.microsoft.com/office/word/2023/wordml/word16du" xmlns:w16sdtdh="http://schemas.microsoft.com/office/word/2020/wordml/sdtdatahash" xmlns:w16sdtfl="http://schemas.microsoft.com/office/word/2024/wordml/sdtformatlock" xmlns:w16se="http://schemas.microsoft.com/office/word/2015/wordml/symex" xmlns:wpg="http://schemas.microsoft.com/office/word/2010/wordprocessingGroup" xmlns:wpi="http://schemas.microsoft.com/office/word/2010/wordprocessingInk" xmlns:wne="http://schemas.microsoft.com/office/word/2006/wordml" xmlns:wps="http://schemas.microsoft.com/office/word/2010/wordprocessingShape" mc:Ignorable="w14 w15 w16se w16cid w16 w16cex w16sdtdh w16sdtfl w16du wp14">
   <w:body>
     <w:tbl>
       <w:tblPr>
@@ -102,7 +102,15 @@
                 <w:sz w:val="22"/>
                 <w:szCs w:val="22"/>
               </w:rPr>
-              <w:t>Maestría en Metrología</w:t>
+              <w:t xml:space="preserve">Maestría en </w:t>
+            </w:r>
+            <w:r>
+              <w:rPr>
+                <w:rFonts w:ascii="Times New Roman" w:hAnsi="Times New Roman" w:cs="Times New Roman"/>
+                <w:sz w:val="22"/>
+                <w:szCs w:val="22"/>
+              </w:rPr>
+              <w:t>Ingeniería Biomédica</w:t>
             </w:r>
           </w:p>
         </w:tc>
@@ -144,7 +152,7 @@
                 <w:sz w:val="22"/>
                 <w:szCs w:val="22"/>
               </w:rPr>
-              <w:t>Programación Científica</w:t>
+              <w:t>Nivelación – Ciencias Ingenieriles Biomédicas</w:t>
             </w:r>
           </w:p>
         </w:tc>
@@ -181,7 +189,7 @@
                 <w:sz w:val="22"/>
                 <w:szCs w:val="22"/>
               </w:rPr>
-              <w:t>MMPC14</w:t>
+              <w:t>430404015</w:t>
             </w:r>
           </w:p>
         </w:tc>
@@ -277,7 +285,7 @@
                 <w:sz w:val="22"/>
                 <w:szCs w:val="22"/>
               </w:rPr>
-              <w:t>5</w:t>
+              <w:t>6</w:t>
             </w:r>
             <w:r>
               <w:rPr>
@@ -328,7 +336,23 @@
                 <w:sz w:val="22"/>
                 <w:szCs w:val="22"/>
               </w:rPr>
-              <w:t>2025-08-11</w:t>
+              <w:t>202</w:t>
+            </w:r>
+            <w:r>
+              <w:rPr>
+                <w:rFonts w:ascii="Times New Roman" w:hAnsi="Times New Roman" w:cs="Times New Roman"/>
+                <w:sz w:val="22"/>
+                <w:szCs w:val="22"/>
+              </w:rPr>
+              <w:t>6</w:t>
+            </w:r>
+            <w:r>
+              <w:rPr>
+                <w:rFonts w:ascii="Times New Roman" w:hAnsi="Times New Roman" w:cs="Times New Roman"/>
+                <w:sz w:val="22"/>
+                <w:szCs w:val="22"/>
+              </w:rPr>
+              <w:t>-08-11</w:t>
             </w:r>
           </w:p>
         </w:tc>
@@ -794,7 +818,7 @@
                 <w:sz w:val="22"/>
                 <w:szCs w:val="22"/>
               </w:rPr>
-              <w:t>5</w:t>
+              <w:t>6</w:t>
             </w:r>
           </w:p>
           <w:p>
@@ -812,7 +836,7 @@
                 <w:sz w:val="22"/>
                 <w:szCs w:val="22"/>
               </w:rPr>
-              <w:t>11</w:t>
+              <w:t>20</w:t>
             </w:r>
             <w:r>
               <w:rPr>
@@ -868,15 +892,6 @@
               </w:rPr>
               <w:t>Computación numérica</w:t>
             </w:r>
-            <w:r>
-              <w:rPr>
-                <w:rFonts w:ascii="Times New Roman" w:hAnsi="Times New Roman" w:cs="Times New Roman"/>
-                <w:sz w:val="22"/>
-                <w:szCs w:val="22"/>
-                <w:lang w:val="es-CO"/>
-              </w:rPr>
-              <w:t xml:space="preserve"> - Desempeño</w:t>
-            </w:r>
           </w:p>
         </w:tc>
         <w:tc>
@@ -939,7 +954,7 @@
                 <w:sz w:val="22"/>
                 <w:szCs w:val="22"/>
               </w:rPr>
-              <w:t>8</w:t>
+              <w:t>12</w:t>
             </w:r>
           </w:p>
           <w:p>
@@ -957,7 +972,7 @@
                 <w:sz w:val="22"/>
                 <w:szCs w:val="22"/>
               </w:rPr>
-              <w:t>02</w:t>
+              <w:t>25</w:t>
             </w:r>
             <w:r>
               <w:rPr>
@@ -1010,25 +1025,7 @@
                 <w:szCs w:val="22"/>
                 <w:lang w:val="es-CO"/>
               </w:rPr>
-              <w:t>Laboratorio en Python</w:t>
-            </w:r>
-            <w:r>
-              <w:rPr>
-                <w:rFonts w:ascii="Times New Roman" w:hAnsi="Times New Roman" w:cs="Times New Roman"/>
-                <w:sz w:val="22"/>
-                <w:szCs w:val="22"/>
-                <w:lang w:val="es-CO"/>
-              </w:rPr>
-              <w:t xml:space="preserve">: </w:t>
-            </w:r>
-            <w:r>
-              <w:rPr>
-                <w:rFonts w:ascii="Times New Roman" w:hAnsi="Times New Roman" w:cs="Times New Roman"/>
-                <w:sz w:val="22"/>
-                <w:szCs w:val="22"/>
-                <w:lang w:val="es-CO"/>
-              </w:rPr>
-              <w:t>Manejo avanzado de Pandas y análisis de datos</w:t>
+              <w:t>Evaluación oral: análisis de datos</w:t>
             </w:r>
           </w:p>
         </w:tc>
@@ -1084,7 +1081,15 @@
                 <w:sz w:val="22"/>
                 <w:szCs w:val="22"/>
               </w:rPr>
-              <w:t>Semana 12</w:t>
+              <w:t xml:space="preserve">Semana </w:t>
+            </w:r>
+            <w:r>
+              <w:rPr>
+                <w:rFonts w:ascii="Times New Roman" w:hAnsi="Times New Roman" w:cs="Times New Roman"/>
+                <w:sz w:val="22"/>
+                <w:szCs w:val="22"/>
+              </w:rPr>
+              <w:t>14</w:t>
             </w:r>
           </w:p>
           <w:p>
@@ -1102,15 +1107,31 @@
                 <w:sz w:val="22"/>
                 <w:szCs w:val="22"/>
               </w:rPr>
-              <w:t>30</w:t>
-            </w:r>
-            <w:r>
-              <w:rPr>
-                <w:rFonts w:ascii="Times New Roman" w:hAnsi="Times New Roman" w:cs="Times New Roman"/>
-                <w:sz w:val="22"/>
-                <w:szCs w:val="22"/>
-              </w:rPr>
-              <w:t>/10/2025</w:t>
+              <w:t>12</w:t>
+            </w:r>
+            <w:r>
+              <w:rPr>
+                <w:rFonts w:ascii="Times New Roman" w:hAnsi="Times New Roman" w:cs="Times New Roman"/>
+                <w:sz w:val="22"/>
+                <w:szCs w:val="22"/>
+              </w:rPr>
+              <w:t>/</w:t>
+            </w:r>
+            <w:r>
+              <w:rPr>
+                <w:rFonts w:ascii="Times New Roman" w:hAnsi="Times New Roman" w:cs="Times New Roman"/>
+                <w:sz w:val="22"/>
+                <w:szCs w:val="22"/>
+              </w:rPr>
+              <w:t>11</w:t>
+            </w:r>
+            <w:r>
+              <w:rPr>
+                <w:rFonts w:ascii="Times New Roman" w:hAnsi="Times New Roman" w:cs="Times New Roman"/>
+                <w:sz w:val="22"/>
+                <w:szCs w:val="22"/>
+              </w:rPr>
+              <w:t>/2025</w:t>
             </w:r>
           </w:p>
         </w:tc>
@@ -1204,7 +1225,7 @@
                 <w:sz w:val="22"/>
                 <w:szCs w:val="22"/>
               </w:rPr>
-              <w:t>15</w:t>
+              <w:t>16</w:t>
             </w:r>
           </w:p>
           <w:p>
@@ -1222,7 +1243,7 @@
                 <w:sz w:val="22"/>
                 <w:szCs w:val="22"/>
               </w:rPr>
-              <w:t>20</w:t>
+              <w:t>24</w:t>
             </w:r>
             <w:r>
               <w:rPr>
@@ -1378,15 +1399,7 @@
                 <w:sz w:val="22"/>
                 <w:szCs w:val="22"/>
               </w:rPr>
-              <w:t>2</w:t>
-            </w:r>
-            <w:r>
-              <w:rPr>
-                <w:rFonts w:ascii="Times New Roman" w:hAnsi="Times New Roman" w:cs="Times New Roman"/>
-                <w:sz w:val="22"/>
-                <w:szCs w:val="22"/>
-              </w:rPr>
-              <w:t>7</w:t>
+              <w:t>26</w:t>
             </w:r>
             <w:r>
               <w:rPr>
@@ -1911,46 +1924,6 @@
           <w:szCs w:val="22"/>
         </w:rPr>
         <w:t xml:space="preserve"> Vacíos conceptuales en estas áreas deben ser resueltos por el estudiante y no se abordarán en el curso.</w:t>
-      </w:r>
-    </w:p>
-    <w:p>
-      <w:pPr>
-        <w:pStyle w:val="Prrafodelista"/>
-        <w:numPr>
-          <w:ilvl w:val="0"/>
-          <w:numId w:val="6"/>
-        </w:numPr>
-        <w:spacing w:after="200"/>
-        <w:jc w:val="both"/>
-        <w:rPr>
-          <w:rFonts w:ascii="Times New Roman" w:hAnsi="Times New Roman" w:cs="Times New Roman"/>
-          <w:sz w:val="22"/>
-          <w:szCs w:val="22"/>
-        </w:rPr>
-      </w:pPr>
-      <w:r>
-        <w:rPr>
-          <w:rFonts w:ascii="Times New Roman" w:hAnsi="Times New Roman" w:cs="Times New Roman"/>
-          <w:sz w:val="22"/>
-          <w:szCs w:val="22"/>
-        </w:rPr>
-        <w:t xml:space="preserve">La entrega final en hardware podrá hacerse </w:t>
-      </w:r>
-      <w:r>
-        <w:rPr>
-          <w:rFonts w:ascii="Times New Roman" w:hAnsi="Times New Roman" w:cs="Times New Roman"/>
-          <w:sz w:val="22"/>
-          <w:szCs w:val="22"/>
-        </w:rPr>
-        <w:t>en cualquier tarjeta de desarrollo, e.g. PyBoard o ESP32. Se recomienda la última por costos</w:t>
-      </w:r>
-      <w:r>
-        <w:rPr>
-          <w:rFonts w:ascii="Times New Roman" w:hAnsi="Times New Roman" w:cs="Times New Roman"/>
-          <w:sz w:val="22"/>
-          <w:szCs w:val="22"/>
-        </w:rPr>
-        <w:t>.</w:t>
       </w:r>
     </w:p>
     <w:p>
@@ -2775,1232 +2748,6 @@
         </w:tc>
       </w:tr>
       <w:tr>
-        <w:tc>
-          <w:tcPr>
-            <w:tcW w:w="398" w:type="dxa"/>
-          </w:tcPr>
-          <w:p>
-            <w:pPr>
-              <w:numPr>
-                <w:ilvl w:val="0"/>
-                <w:numId w:val="3"/>
-              </w:numPr>
-              <w:jc w:val="both"/>
-              <w:rPr>
-                <w:rFonts w:ascii="Times New Roman" w:hAnsi="Times New Roman" w:cs="Times New Roman"/>
-                <w:b/>
-                <w:sz w:val="22"/>
-                <w:szCs w:val="22"/>
-              </w:rPr>
-            </w:pPr>
-          </w:p>
-        </w:tc>
-        <w:tc>
-          <w:tcPr>
-            <w:tcW w:w="1757" w:type="dxa"/>
-            <w:vAlign w:val="center"/>
-          </w:tcPr>
-          <w:p>
-            <w:pPr>
-              <w:jc w:val="both"/>
-              <w:rPr>
-                <w:rFonts w:ascii="Times New Roman" w:hAnsi="Times New Roman" w:cs="Times New Roman"/>
-                <w:b/>
-                <w:sz w:val="22"/>
-                <w:szCs w:val="22"/>
-              </w:rPr>
-            </w:pPr>
-          </w:p>
-        </w:tc>
-        <w:tc>
-          <w:tcPr>
-            <w:tcW w:w="3402" w:type="dxa"/>
-            <w:vAlign w:val="center"/>
-          </w:tcPr>
-          <w:p>
-            <w:pPr>
-              <w:jc w:val="both"/>
-              <w:rPr>
-                <w:rFonts w:ascii="Times New Roman" w:hAnsi="Times New Roman" w:cs="Times New Roman"/>
-                <w:b/>
-                <w:sz w:val="22"/>
-                <w:szCs w:val="22"/>
-              </w:rPr>
-            </w:pPr>
-          </w:p>
-        </w:tc>
-        <w:tc>
-          <w:tcPr>
-            <w:tcW w:w="2713" w:type="dxa"/>
-          </w:tcPr>
-          <w:p>
-            <w:pPr>
-              <w:jc w:val="both"/>
-              <w:rPr>
-                <w:rFonts w:ascii="Times New Roman" w:hAnsi="Times New Roman" w:cs="Times New Roman"/>
-                <w:b/>
-                <w:sz w:val="22"/>
-                <w:szCs w:val="22"/>
-              </w:rPr>
-            </w:pPr>
-          </w:p>
-        </w:tc>
-        <w:tc>
-          <w:tcPr>
-            <w:tcW w:w="1586" w:type="dxa"/>
-          </w:tcPr>
-          <w:p>
-            <w:pPr>
-              <w:jc w:val="both"/>
-              <w:rPr>
-                <w:rFonts w:ascii="Times New Roman" w:hAnsi="Times New Roman" w:cs="Times New Roman"/>
-                <w:b/>
-                <w:sz w:val="22"/>
-                <w:szCs w:val="22"/>
-              </w:rPr>
-            </w:pPr>
-          </w:p>
-        </w:tc>
-      </w:tr>
-      <w:tr>
-        <w:tc>
-          <w:tcPr>
-            <w:tcW w:w="398" w:type="dxa"/>
-          </w:tcPr>
-          <w:p>
-            <w:pPr>
-              <w:numPr>
-                <w:ilvl w:val="0"/>
-                <w:numId w:val="3"/>
-              </w:numPr>
-              <w:jc w:val="both"/>
-              <w:rPr>
-                <w:rFonts w:ascii="Times New Roman" w:hAnsi="Times New Roman" w:cs="Times New Roman"/>
-                <w:b/>
-                <w:sz w:val="22"/>
-                <w:szCs w:val="22"/>
-              </w:rPr>
-            </w:pPr>
-          </w:p>
-        </w:tc>
-        <w:tc>
-          <w:tcPr>
-            <w:tcW w:w="1757" w:type="dxa"/>
-            <w:vAlign w:val="center"/>
-          </w:tcPr>
-          <w:p>
-            <w:pPr>
-              <w:jc w:val="both"/>
-              <w:rPr>
-                <w:rFonts w:ascii="Times New Roman" w:hAnsi="Times New Roman" w:cs="Times New Roman"/>
-                <w:b/>
-                <w:sz w:val="22"/>
-                <w:szCs w:val="22"/>
-              </w:rPr>
-            </w:pPr>
-          </w:p>
-        </w:tc>
-        <w:tc>
-          <w:tcPr>
-            <w:tcW w:w="3402" w:type="dxa"/>
-            <w:vAlign w:val="center"/>
-          </w:tcPr>
-          <w:p>
-            <w:pPr>
-              <w:jc w:val="both"/>
-              <w:rPr>
-                <w:rFonts w:ascii="Times New Roman" w:hAnsi="Times New Roman" w:cs="Times New Roman"/>
-                <w:b/>
-                <w:sz w:val="22"/>
-                <w:szCs w:val="22"/>
-              </w:rPr>
-            </w:pPr>
-          </w:p>
-        </w:tc>
-        <w:tc>
-          <w:tcPr>
-            <w:tcW w:w="2713" w:type="dxa"/>
-          </w:tcPr>
-          <w:p>
-            <w:pPr>
-              <w:jc w:val="both"/>
-              <w:rPr>
-                <w:rFonts w:ascii="Times New Roman" w:hAnsi="Times New Roman" w:cs="Times New Roman"/>
-                <w:b/>
-                <w:sz w:val="22"/>
-                <w:szCs w:val="22"/>
-              </w:rPr>
-            </w:pPr>
-          </w:p>
-        </w:tc>
-        <w:tc>
-          <w:tcPr>
-            <w:tcW w:w="1586" w:type="dxa"/>
-          </w:tcPr>
-          <w:p>
-            <w:pPr>
-              <w:jc w:val="both"/>
-              <w:rPr>
-                <w:rFonts w:ascii="Times New Roman" w:hAnsi="Times New Roman" w:cs="Times New Roman"/>
-                <w:b/>
-                <w:sz w:val="22"/>
-                <w:szCs w:val="22"/>
-              </w:rPr>
-            </w:pPr>
-          </w:p>
-        </w:tc>
-      </w:tr>
-      <w:tr>
-        <w:tc>
-          <w:tcPr>
-            <w:tcW w:w="398" w:type="dxa"/>
-          </w:tcPr>
-          <w:p>
-            <w:pPr>
-              <w:numPr>
-                <w:ilvl w:val="0"/>
-                <w:numId w:val="3"/>
-              </w:numPr>
-              <w:jc w:val="both"/>
-              <w:rPr>
-                <w:rFonts w:ascii="Times New Roman" w:hAnsi="Times New Roman" w:cs="Times New Roman"/>
-                <w:b/>
-                <w:sz w:val="22"/>
-                <w:szCs w:val="22"/>
-              </w:rPr>
-            </w:pPr>
-          </w:p>
-        </w:tc>
-        <w:tc>
-          <w:tcPr>
-            <w:tcW w:w="1757" w:type="dxa"/>
-            <w:vAlign w:val="center"/>
-          </w:tcPr>
-          <w:p>
-            <w:pPr>
-              <w:jc w:val="both"/>
-              <w:rPr>
-                <w:rFonts w:ascii="Times New Roman" w:hAnsi="Times New Roman" w:cs="Times New Roman"/>
-                <w:b/>
-                <w:sz w:val="22"/>
-                <w:szCs w:val="22"/>
-              </w:rPr>
-            </w:pPr>
-          </w:p>
-        </w:tc>
-        <w:tc>
-          <w:tcPr>
-            <w:tcW w:w="3402" w:type="dxa"/>
-            <w:vAlign w:val="center"/>
-          </w:tcPr>
-          <w:p>
-            <w:pPr>
-              <w:jc w:val="both"/>
-              <w:rPr>
-                <w:rFonts w:ascii="Times New Roman" w:hAnsi="Times New Roman" w:cs="Times New Roman"/>
-                <w:b/>
-                <w:sz w:val="22"/>
-                <w:szCs w:val="22"/>
-              </w:rPr>
-            </w:pPr>
-          </w:p>
-        </w:tc>
-        <w:tc>
-          <w:tcPr>
-            <w:tcW w:w="2713" w:type="dxa"/>
-          </w:tcPr>
-          <w:p>
-            <w:pPr>
-              <w:jc w:val="both"/>
-              <w:rPr>
-                <w:rFonts w:ascii="Times New Roman" w:hAnsi="Times New Roman" w:cs="Times New Roman"/>
-                <w:b/>
-                <w:sz w:val="22"/>
-                <w:szCs w:val="22"/>
-              </w:rPr>
-            </w:pPr>
-          </w:p>
-        </w:tc>
-        <w:tc>
-          <w:tcPr>
-            <w:tcW w:w="1586" w:type="dxa"/>
-          </w:tcPr>
-          <w:p>
-            <w:pPr>
-              <w:jc w:val="both"/>
-              <w:rPr>
-                <w:rFonts w:ascii="Times New Roman" w:hAnsi="Times New Roman" w:cs="Times New Roman"/>
-                <w:b/>
-                <w:sz w:val="22"/>
-                <w:szCs w:val="22"/>
-              </w:rPr>
-            </w:pPr>
-          </w:p>
-        </w:tc>
-      </w:tr>
-      <w:tr>
-        <w:tc>
-          <w:tcPr>
-            <w:tcW w:w="398" w:type="dxa"/>
-          </w:tcPr>
-          <w:p>
-            <w:pPr>
-              <w:numPr>
-                <w:ilvl w:val="0"/>
-                <w:numId w:val="3"/>
-              </w:numPr>
-              <w:jc w:val="both"/>
-              <w:rPr>
-                <w:rFonts w:ascii="Times New Roman" w:hAnsi="Times New Roman" w:cs="Times New Roman"/>
-                <w:b/>
-                <w:sz w:val="22"/>
-                <w:szCs w:val="22"/>
-              </w:rPr>
-            </w:pPr>
-          </w:p>
-        </w:tc>
-        <w:tc>
-          <w:tcPr>
-            <w:tcW w:w="1757" w:type="dxa"/>
-            <w:vAlign w:val="center"/>
-          </w:tcPr>
-          <w:p>
-            <w:pPr>
-              <w:jc w:val="both"/>
-              <w:rPr>
-                <w:rFonts w:ascii="Times New Roman" w:hAnsi="Times New Roman" w:cs="Times New Roman"/>
-                <w:b/>
-                <w:sz w:val="22"/>
-                <w:szCs w:val="22"/>
-              </w:rPr>
-            </w:pPr>
-          </w:p>
-        </w:tc>
-        <w:tc>
-          <w:tcPr>
-            <w:tcW w:w="3402" w:type="dxa"/>
-            <w:vAlign w:val="center"/>
-          </w:tcPr>
-          <w:p>
-            <w:pPr>
-              <w:jc w:val="both"/>
-              <w:rPr>
-                <w:rFonts w:ascii="Times New Roman" w:hAnsi="Times New Roman" w:cs="Times New Roman"/>
-                <w:b/>
-                <w:sz w:val="22"/>
-                <w:szCs w:val="22"/>
-              </w:rPr>
-            </w:pPr>
-          </w:p>
-        </w:tc>
-        <w:tc>
-          <w:tcPr>
-            <w:tcW w:w="2713" w:type="dxa"/>
-          </w:tcPr>
-          <w:p>
-            <w:pPr>
-              <w:jc w:val="both"/>
-              <w:rPr>
-                <w:rFonts w:ascii="Times New Roman" w:hAnsi="Times New Roman" w:cs="Times New Roman"/>
-                <w:b/>
-                <w:sz w:val="22"/>
-                <w:szCs w:val="22"/>
-              </w:rPr>
-            </w:pPr>
-          </w:p>
-        </w:tc>
-        <w:tc>
-          <w:tcPr>
-            <w:tcW w:w="1586" w:type="dxa"/>
-          </w:tcPr>
-          <w:p>
-            <w:pPr>
-              <w:jc w:val="both"/>
-              <w:rPr>
-                <w:rFonts w:ascii="Times New Roman" w:hAnsi="Times New Roman" w:cs="Times New Roman"/>
-                <w:b/>
-                <w:sz w:val="22"/>
-                <w:szCs w:val="22"/>
-              </w:rPr>
-            </w:pPr>
-          </w:p>
-        </w:tc>
-      </w:tr>
-      <w:tr>
-        <w:tc>
-          <w:tcPr>
-            <w:tcW w:w="398" w:type="dxa"/>
-          </w:tcPr>
-          <w:p>
-            <w:pPr>
-              <w:numPr>
-                <w:ilvl w:val="0"/>
-                <w:numId w:val="3"/>
-              </w:numPr>
-              <w:jc w:val="both"/>
-              <w:rPr>
-                <w:rFonts w:ascii="Times New Roman" w:hAnsi="Times New Roman" w:cs="Times New Roman"/>
-                <w:b/>
-                <w:sz w:val="22"/>
-                <w:szCs w:val="22"/>
-              </w:rPr>
-            </w:pPr>
-          </w:p>
-        </w:tc>
-        <w:tc>
-          <w:tcPr>
-            <w:tcW w:w="1757" w:type="dxa"/>
-            <w:vAlign w:val="center"/>
-          </w:tcPr>
-          <w:p>
-            <w:pPr>
-              <w:jc w:val="both"/>
-              <w:rPr>
-                <w:rFonts w:ascii="Times New Roman" w:hAnsi="Times New Roman" w:cs="Times New Roman"/>
-                <w:b/>
-                <w:sz w:val="22"/>
-                <w:szCs w:val="22"/>
-              </w:rPr>
-            </w:pPr>
-          </w:p>
-        </w:tc>
-        <w:tc>
-          <w:tcPr>
-            <w:tcW w:w="3402" w:type="dxa"/>
-            <w:vAlign w:val="center"/>
-          </w:tcPr>
-          <w:p>
-            <w:pPr>
-              <w:jc w:val="both"/>
-              <w:rPr>
-                <w:rFonts w:ascii="Times New Roman" w:hAnsi="Times New Roman" w:cs="Times New Roman"/>
-                <w:b/>
-                <w:sz w:val="22"/>
-                <w:szCs w:val="22"/>
-              </w:rPr>
-            </w:pPr>
-          </w:p>
-        </w:tc>
-        <w:tc>
-          <w:tcPr>
-            <w:tcW w:w="2713" w:type="dxa"/>
-          </w:tcPr>
-          <w:p>
-            <w:pPr>
-              <w:jc w:val="both"/>
-              <w:rPr>
-                <w:rFonts w:ascii="Times New Roman" w:hAnsi="Times New Roman" w:cs="Times New Roman"/>
-                <w:b/>
-                <w:sz w:val="22"/>
-                <w:szCs w:val="22"/>
-              </w:rPr>
-            </w:pPr>
-          </w:p>
-        </w:tc>
-        <w:tc>
-          <w:tcPr>
-            <w:tcW w:w="1586" w:type="dxa"/>
-          </w:tcPr>
-          <w:p>
-            <w:pPr>
-              <w:jc w:val="both"/>
-              <w:rPr>
-                <w:rFonts w:ascii="Times New Roman" w:hAnsi="Times New Roman" w:cs="Times New Roman"/>
-                <w:b/>
-                <w:sz w:val="22"/>
-                <w:szCs w:val="22"/>
-              </w:rPr>
-            </w:pPr>
-          </w:p>
-        </w:tc>
-      </w:tr>
-      <w:tr>
-        <w:tc>
-          <w:tcPr>
-            <w:tcW w:w="398" w:type="dxa"/>
-          </w:tcPr>
-          <w:p>
-            <w:pPr>
-              <w:numPr>
-                <w:ilvl w:val="0"/>
-                <w:numId w:val="3"/>
-              </w:numPr>
-              <w:jc w:val="both"/>
-              <w:rPr>
-                <w:rFonts w:ascii="Times New Roman" w:hAnsi="Times New Roman" w:cs="Times New Roman"/>
-                <w:b/>
-                <w:sz w:val="22"/>
-                <w:szCs w:val="22"/>
-              </w:rPr>
-            </w:pPr>
-          </w:p>
-        </w:tc>
-        <w:tc>
-          <w:tcPr>
-            <w:tcW w:w="1757" w:type="dxa"/>
-            <w:vAlign w:val="center"/>
-          </w:tcPr>
-          <w:p>
-            <w:pPr>
-              <w:jc w:val="both"/>
-              <w:rPr>
-                <w:rFonts w:ascii="Times New Roman" w:hAnsi="Times New Roman" w:cs="Times New Roman"/>
-                <w:b/>
-                <w:sz w:val="22"/>
-                <w:szCs w:val="22"/>
-              </w:rPr>
-            </w:pPr>
-          </w:p>
-        </w:tc>
-        <w:tc>
-          <w:tcPr>
-            <w:tcW w:w="3402" w:type="dxa"/>
-            <w:vAlign w:val="center"/>
-          </w:tcPr>
-          <w:p>
-            <w:pPr>
-              <w:jc w:val="both"/>
-              <w:rPr>
-                <w:rFonts w:ascii="Times New Roman" w:hAnsi="Times New Roman" w:cs="Times New Roman"/>
-                <w:b/>
-                <w:sz w:val="22"/>
-                <w:szCs w:val="22"/>
-              </w:rPr>
-            </w:pPr>
-          </w:p>
-        </w:tc>
-        <w:tc>
-          <w:tcPr>
-            <w:tcW w:w="2713" w:type="dxa"/>
-          </w:tcPr>
-          <w:p>
-            <w:pPr>
-              <w:jc w:val="both"/>
-              <w:rPr>
-                <w:rFonts w:ascii="Times New Roman" w:hAnsi="Times New Roman" w:cs="Times New Roman"/>
-                <w:b/>
-                <w:sz w:val="22"/>
-                <w:szCs w:val="22"/>
-              </w:rPr>
-            </w:pPr>
-          </w:p>
-        </w:tc>
-        <w:tc>
-          <w:tcPr>
-            <w:tcW w:w="1586" w:type="dxa"/>
-          </w:tcPr>
-          <w:p>
-            <w:pPr>
-              <w:jc w:val="both"/>
-              <w:rPr>
-                <w:rFonts w:ascii="Times New Roman" w:hAnsi="Times New Roman" w:cs="Times New Roman"/>
-                <w:b/>
-                <w:sz w:val="22"/>
-                <w:szCs w:val="22"/>
-              </w:rPr>
-            </w:pPr>
-          </w:p>
-        </w:tc>
-      </w:tr>
-      <w:tr>
-        <w:tc>
-          <w:tcPr>
-            <w:tcW w:w="398" w:type="dxa"/>
-          </w:tcPr>
-          <w:p>
-            <w:pPr>
-              <w:numPr>
-                <w:ilvl w:val="0"/>
-                <w:numId w:val="3"/>
-              </w:numPr>
-              <w:jc w:val="both"/>
-              <w:rPr>
-                <w:rFonts w:ascii="Times New Roman" w:hAnsi="Times New Roman" w:cs="Times New Roman"/>
-                <w:b/>
-                <w:sz w:val="22"/>
-                <w:szCs w:val="22"/>
-              </w:rPr>
-            </w:pPr>
-          </w:p>
-        </w:tc>
-        <w:tc>
-          <w:tcPr>
-            <w:tcW w:w="1757" w:type="dxa"/>
-            <w:vAlign w:val="center"/>
-          </w:tcPr>
-          <w:p>
-            <w:pPr>
-              <w:jc w:val="both"/>
-              <w:rPr>
-                <w:rFonts w:ascii="Times New Roman" w:hAnsi="Times New Roman" w:cs="Times New Roman"/>
-                <w:b/>
-                <w:sz w:val="22"/>
-                <w:szCs w:val="22"/>
-              </w:rPr>
-            </w:pPr>
-          </w:p>
-        </w:tc>
-        <w:tc>
-          <w:tcPr>
-            <w:tcW w:w="3402" w:type="dxa"/>
-            <w:vAlign w:val="center"/>
-          </w:tcPr>
-          <w:p>
-            <w:pPr>
-              <w:jc w:val="both"/>
-              <w:rPr>
-                <w:rFonts w:ascii="Times New Roman" w:hAnsi="Times New Roman" w:cs="Times New Roman"/>
-                <w:b/>
-                <w:sz w:val="22"/>
-                <w:szCs w:val="22"/>
-              </w:rPr>
-            </w:pPr>
-          </w:p>
-        </w:tc>
-        <w:tc>
-          <w:tcPr>
-            <w:tcW w:w="2713" w:type="dxa"/>
-          </w:tcPr>
-          <w:p>
-            <w:pPr>
-              <w:jc w:val="both"/>
-              <w:rPr>
-                <w:rFonts w:ascii="Times New Roman" w:hAnsi="Times New Roman" w:cs="Times New Roman"/>
-                <w:b/>
-                <w:sz w:val="22"/>
-                <w:szCs w:val="22"/>
-              </w:rPr>
-            </w:pPr>
-          </w:p>
-        </w:tc>
-        <w:tc>
-          <w:tcPr>
-            <w:tcW w:w="1586" w:type="dxa"/>
-          </w:tcPr>
-          <w:p>
-            <w:pPr>
-              <w:jc w:val="both"/>
-              <w:rPr>
-                <w:rFonts w:ascii="Times New Roman" w:hAnsi="Times New Roman" w:cs="Times New Roman"/>
-                <w:b/>
-                <w:sz w:val="22"/>
-                <w:szCs w:val="22"/>
-              </w:rPr>
-            </w:pPr>
-          </w:p>
-        </w:tc>
-      </w:tr>
-      <w:tr>
-        <w:tc>
-          <w:tcPr>
-            <w:tcW w:w="398" w:type="dxa"/>
-          </w:tcPr>
-          <w:p>
-            <w:pPr>
-              <w:numPr>
-                <w:ilvl w:val="0"/>
-                <w:numId w:val="3"/>
-              </w:numPr>
-              <w:jc w:val="both"/>
-              <w:rPr>
-                <w:rFonts w:ascii="Times New Roman" w:hAnsi="Times New Roman" w:cs="Times New Roman"/>
-                <w:b/>
-                <w:sz w:val="22"/>
-                <w:szCs w:val="22"/>
-              </w:rPr>
-            </w:pPr>
-          </w:p>
-        </w:tc>
-        <w:tc>
-          <w:tcPr>
-            <w:tcW w:w="1757" w:type="dxa"/>
-            <w:vAlign w:val="center"/>
-          </w:tcPr>
-          <w:p>
-            <w:pPr>
-              <w:jc w:val="both"/>
-              <w:rPr>
-                <w:rFonts w:ascii="Times New Roman" w:hAnsi="Times New Roman" w:cs="Times New Roman"/>
-                <w:b/>
-                <w:sz w:val="22"/>
-                <w:szCs w:val="22"/>
-              </w:rPr>
-            </w:pPr>
-          </w:p>
-        </w:tc>
-        <w:tc>
-          <w:tcPr>
-            <w:tcW w:w="3402" w:type="dxa"/>
-            <w:vAlign w:val="center"/>
-          </w:tcPr>
-          <w:p>
-            <w:pPr>
-              <w:jc w:val="both"/>
-              <w:rPr>
-                <w:rFonts w:ascii="Times New Roman" w:hAnsi="Times New Roman" w:cs="Times New Roman"/>
-                <w:b/>
-                <w:sz w:val="22"/>
-                <w:szCs w:val="22"/>
-              </w:rPr>
-            </w:pPr>
-          </w:p>
-        </w:tc>
-        <w:tc>
-          <w:tcPr>
-            <w:tcW w:w="2713" w:type="dxa"/>
-          </w:tcPr>
-          <w:p>
-            <w:pPr>
-              <w:jc w:val="both"/>
-              <w:rPr>
-                <w:rFonts w:ascii="Times New Roman" w:hAnsi="Times New Roman" w:cs="Times New Roman"/>
-                <w:b/>
-                <w:sz w:val="22"/>
-                <w:szCs w:val="22"/>
-              </w:rPr>
-            </w:pPr>
-          </w:p>
-        </w:tc>
-        <w:tc>
-          <w:tcPr>
-            <w:tcW w:w="1586" w:type="dxa"/>
-          </w:tcPr>
-          <w:p>
-            <w:pPr>
-              <w:jc w:val="both"/>
-              <w:rPr>
-                <w:rFonts w:ascii="Times New Roman" w:hAnsi="Times New Roman" w:cs="Times New Roman"/>
-                <w:b/>
-                <w:sz w:val="22"/>
-                <w:szCs w:val="22"/>
-              </w:rPr>
-            </w:pPr>
-          </w:p>
-        </w:tc>
-      </w:tr>
-      <w:tr>
-        <w:tc>
-          <w:tcPr>
-            <w:tcW w:w="398" w:type="dxa"/>
-          </w:tcPr>
-          <w:p>
-            <w:pPr>
-              <w:numPr>
-                <w:ilvl w:val="0"/>
-                <w:numId w:val="3"/>
-              </w:numPr>
-              <w:jc w:val="both"/>
-              <w:rPr>
-                <w:rFonts w:ascii="Times New Roman" w:hAnsi="Times New Roman" w:cs="Times New Roman"/>
-                <w:b/>
-                <w:sz w:val="22"/>
-                <w:szCs w:val="22"/>
-              </w:rPr>
-            </w:pPr>
-          </w:p>
-        </w:tc>
-        <w:tc>
-          <w:tcPr>
-            <w:tcW w:w="1757" w:type="dxa"/>
-            <w:vAlign w:val="center"/>
-          </w:tcPr>
-          <w:p>
-            <w:pPr>
-              <w:jc w:val="both"/>
-              <w:rPr>
-                <w:rFonts w:ascii="Times New Roman" w:hAnsi="Times New Roman" w:cs="Times New Roman"/>
-                <w:b/>
-                <w:sz w:val="22"/>
-                <w:szCs w:val="22"/>
-              </w:rPr>
-            </w:pPr>
-          </w:p>
-        </w:tc>
-        <w:tc>
-          <w:tcPr>
-            <w:tcW w:w="3402" w:type="dxa"/>
-            <w:vAlign w:val="center"/>
-          </w:tcPr>
-          <w:p>
-            <w:pPr>
-              <w:jc w:val="both"/>
-              <w:rPr>
-                <w:rFonts w:ascii="Times New Roman" w:hAnsi="Times New Roman" w:cs="Times New Roman"/>
-                <w:b/>
-                <w:sz w:val="22"/>
-                <w:szCs w:val="22"/>
-              </w:rPr>
-            </w:pPr>
-          </w:p>
-        </w:tc>
-        <w:tc>
-          <w:tcPr>
-            <w:tcW w:w="2713" w:type="dxa"/>
-          </w:tcPr>
-          <w:p>
-            <w:pPr>
-              <w:jc w:val="both"/>
-              <w:rPr>
-                <w:rFonts w:ascii="Times New Roman" w:hAnsi="Times New Roman" w:cs="Times New Roman"/>
-                <w:b/>
-                <w:sz w:val="22"/>
-                <w:szCs w:val="22"/>
-              </w:rPr>
-            </w:pPr>
-          </w:p>
-        </w:tc>
-        <w:tc>
-          <w:tcPr>
-            <w:tcW w:w="1586" w:type="dxa"/>
-          </w:tcPr>
-          <w:p>
-            <w:pPr>
-              <w:jc w:val="both"/>
-              <w:rPr>
-                <w:rFonts w:ascii="Times New Roman" w:hAnsi="Times New Roman" w:cs="Times New Roman"/>
-                <w:b/>
-                <w:sz w:val="22"/>
-                <w:szCs w:val="22"/>
-              </w:rPr>
-            </w:pPr>
-          </w:p>
-        </w:tc>
-      </w:tr>
-      <w:tr>
-        <w:tc>
-          <w:tcPr>
-            <w:tcW w:w="398" w:type="dxa"/>
-          </w:tcPr>
-          <w:p>
-            <w:pPr>
-              <w:numPr>
-                <w:ilvl w:val="0"/>
-                <w:numId w:val="3"/>
-              </w:numPr>
-              <w:jc w:val="both"/>
-              <w:rPr>
-                <w:rFonts w:ascii="Times New Roman" w:hAnsi="Times New Roman" w:cs="Times New Roman"/>
-                <w:b/>
-                <w:sz w:val="22"/>
-                <w:szCs w:val="22"/>
-              </w:rPr>
-            </w:pPr>
-          </w:p>
-        </w:tc>
-        <w:tc>
-          <w:tcPr>
-            <w:tcW w:w="1757" w:type="dxa"/>
-            <w:vAlign w:val="center"/>
-          </w:tcPr>
-          <w:p>
-            <w:pPr>
-              <w:jc w:val="both"/>
-              <w:rPr>
-                <w:rFonts w:ascii="Times New Roman" w:hAnsi="Times New Roman" w:cs="Times New Roman"/>
-                <w:b/>
-                <w:sz w:val="22"/>
-                <w:szCs w:val="22"/>
-              </w:rPr>
-            </w:pPr>
-          </w:p>
-        </w:tc>
-        <w:tc>
-          <w:tcPr>
-            <w:tcW w:w="3402" w:type="dxa"/>
-            <w:vAlign w:val="center"/>
-          </w:tcPr>
-          <w:p>
-            <w:pPr>
-              <w:jc w:val="both"/>
-              <w:rPr>
-                <w:rFonts w:ascii="Times New Roman" w:hAnsi="Times New Roman" w:cs="Times New Roman"/>
-                <w:b/>
-                <w:sz w:val="22"/>
-                <w:szCs w:val="22"/>
-              </w:rPr>
-            </w:pPr>
-          </w:p>
-        </w:tc>
-        <w:tc>
-          <w:tcPr>
-            <w:tcW w:w="2713" w:type="dxa"/>
-          </w:tcPr>
-          <w:p>
-            <w:pPr>
-              <w:jc w:val="both"/>
-              <w:rPr>
-                <w:rFonts w:ascii="Times New Roman" w:hAnsi="Times New Roman" w:cs="Times New Roman"/>
-                <w:b/>
-                <w:sz w:val="22"/>
-                <w:szCs w:val="22"/>
-              </w:rPr>
-            </w:pPr>
-          </w:p>
-        </w:tc>
-        <w:tc>
-          <w:tcPr>
-            <w:tcW w:w="1586" w:type="dxa"/>
-          </w:tcPr>
-          <w:p>
-            <w:pPr>
-              <w:jc w:val="both"/>
-              <w:rPr>
-                <w:rFonts w:ascii="Times New Roman" w:hAnsi="Times New Roman" w:cs="Times New Roman"/>
-                <w:b/>
-                <w:sz w:val="22"/>
-                <w:szCs w:val="22"/>
-              </w:rPr>
-            </w:pPr>
-          </w:p>
-        </w:tc>
-      </w:tr>
-      <w:tr>
-        <w:tc>
-          <w:tcPr>
-            <w:tcW w:w="398" w:type="dxa"/>
-          </w:tcPr>
-          <w:p>
-            <w:pPr>
-              <w:numPr>
-                <w:ilvl w:val="0"/>
-                <w:numId w:val="3"/>
-              </w:numPr>
-              <w:jc w:val="both"/>
-              <w:rPr>
-                <w:rFonts w:ascii="Times New Roman" w:hAnsi="Times New Roman" w:cs="Times New Roman"/>
-                <w:b/>
-                <w:sz w:val="22"/>
-                <w:szCs w:val="22"/>
-              </w:rPr>
-            </w:pPr>
-          </w:p>
-        </w:tc>
-        <w:tc>
-          <w:tcPr>
-            <w:tcW w:w="1757" w:type="dxa"/>
-            <w:vAlign w:val="center"/>
-          </w:tcPr>
-          <w:p>
-            <w:pPr>
-              <w:jc w:val="both"/>
-              <w:rPr>
-                <w:rFonts w:ascii="Times New Roman" w:hAnsi="Times New Roman" w:cs="Times New Roman"/>
-                <w:b/>
-                <w:sz w:val="22"/>
-                <w:szCs w:val="22"/>
-              </w:rPr>
-            </w:pPr>
-          </w:p>
-        </w:tc>
-        <w:tc>
-          <w:tcPr>
-            <w:tcW w:w="3402" w:type="dxa"/>
-            <w:vAlign w:val="center"/>
-          </w:tcPr>
-          <w:p>
-            <w:pPr>
-              <w:jc w:val="both"/>
-              <w:rPr>
-                <w:rFonts w:ascii="Times New Roman" w:hAnsi="Times New Roman" w:cs="Times New Roman"/>
-                <w:b/>
-                <w:sz w:val="22"/>
-                <w:szCs w:val="22"/>
-              </w:rPr>
-            </w:pPr>
-          </w:p>
-        </w:tc>
-        <w:tc>
-          <w:tcPr>
-            <w:tcW w:w="2713" w:type="dxa"/>
-          </w:tcPr>
-          <w:p>
-            <w:pPr>
-              <w:jc w:val="both"/>
-              <w:rPr>
-                <w:rFonts w:ascii="Times New Roman" w:hAnsi="Times New Roman" w:cs="Times New Roman"/>
-                <w:b/>
-                <w:sz w:val="22"/>
-                <w:szCs w:val="22"/>
-              </w:rPr>
-            </w:pPr>
-          </w:p>
-        </w:tc>
-        <w:tc>
-          <w:tcPr>
-            <w:tcW w:w="1586" w:type="dxa"/>
-          </w:tcPr>
-          <w:p>
-            <w:pPr>
-              <w:jc w:val="both"/>
-              <w:rPr>
-                <w:rFonts w:ascii="Times New Roman" w:hAnsi="Times New Roman" w:cs="Times New Roman"/>
-                <w:b/>
-                <w:sz w:val="22"/>
-                <w:szCs w:val="22"/>
-              </w:rPr>
-            </w:pPr>
-          </w:p>
-        </w:tc>
-      </w:tr>
-      <w:tr>
-        <w:tc>
-          <w:tcPr>
-            <w:tcW w:w="398" w:type="dxa"/>
-          </w:tcPr>
-          <w:p>
-            <w:pPr>
-              <w:numPr>
-                <w:ilvl w:val="0"/>
-                <w:numId w:val="3"/>
-              </w:numPr>
-              <w:jc w:val="both"/>
-              <w:rPr>
-                <w:rFonts w:ascii="Times New Roman" w:hAnsi="Times New Roman" w:cs="Times New Roman"/>
-                <w:b/>
-                <w:sz w:val="22"/>
-                <w:szCs w:val="22"/>
-              </w:rPr>
-            </w:pPr>
-          </w:p>
-        </w:tc>
-        <w:tc>
-          <w:tcPr>
-            <w:tcW w:w="1757" w:type="dxa"/>
-          </w:tcPr>
-          <w:p>
-            <w:pPr>
-              <w:jc w:val="both"/>
-              <w:rPr>
-                <w:rFonts w:ascii="Times New Roman" w:hAnsi="Times New Roman" w:cs="Times New Roman"/>
-                <w:b/>
-                <w:sz w:val="22"/>
-                <w:szCs w:val="22"/>
-              </w:rPr>
-            </w:pPr>
-          </w:p>
-        </w:tc>
-        <w:tc>
-          <w:tcPr>
-            <w:tcW w:w="3402" w:type="dxa"/>
-          </w:tcPr>
-          <w:p>
-            <w:pPr>
-              <w:jc w:val="both"/>
-              <w:rPr>
-                <w:rFonts w:ascii="Times New Roman" w:hAnsi="Times New Roman" w:cs="Times New Roman"/>
-                <w:b/>
-                <w:sz w:val="22"/>
-                <w:szCs w:val="22"/>
-              </w:rPr>
-            </w:pPr>
-          </w:p>
-        </w:tc>
-        <w:tc>
-          <w:tcPr>
-            <w:tcW w:w="2713" w:type="dxa"/>
-          </w:tcPr>
-          <w:p>
-            <w:pPr>
-              <w:jc w:val="both"/>
-              <w:rPr>
-                <w:rFonts w:ascii="Times New Roman" w:hAnsi="Times New Roman" w:cs="Times New Roman"/>
-                <w:b/>
-                <w:sz w:val="22"/>
-                <w:szCs w:val="22"/>
-              </w:rPr>
-            </w:pPr>
-          </w:p>
-        </w:tc>
-        <w:tc>
-          <w:tcPr>
-            <w:tcW w:w="1586" w:type="dxa"/>
-          </w:tcPr>
-          <w:p>
-            <w:pPr>
-              <w:jc w:val="both"/>
-              <w:rPr>
-                <w:rFonts w:ascii="Times New Roman" w:hAnsi="Times New Roman" w:cs="Times New Roman"/>
-                <w:b/>
-                <w:sz w:val="22"/>
-                <w:szCs w:val="22"/>
-              </w:rPr>
-            </w:pPr>
-          </w:p>
-        </w:tc>
-      </w:tr>
-      <w:tr>
-        <w:tc>
-          <w:tcPr>
-            <w:tcW w:w="398" w:type="dxa"/>
-          </w:tcPr>
-          <w:p>
-            <w:pPr>
-              <w:numPr>
-                <w:ilvl w:val="0"/>
-                <w:numId w:val="3"/>
-              </w:numPr>
-              <w:jc w:val="both"/>
-              <w:rPr>
-                <w:rFonts w:ascii="Times New Roman" w:hAnsi="Times New Roman" w:cs="Times New Roman"/>
-                <w:b/>
-                <w:sz w:val="22"/>
-                <w:szCs w:val="22"/>
-              </w:rPr>
-            </w:pPr>
-          </w:p>
-        </w:tc>
-        <w:tc>
-          <w:tcPr>
-            <w:tcW w:w="1757" w:type="dxa"/>
-          </w:tcPr>
-          <w:p>
-            <w:pPr>
-              <w:jc w:val="both"/>
-              <w:rPr>
-                <w:rFonts w:ascii="Times New Roman" w:hAnsi="Times New Roman" w:cs="Times New Roman"/>
-                <w:b/>
-                <w:sz w:val="22"/>
-                <w:szCs w:val="22"/>
-              </w:rPr>
-            </w:pPr>
-          </w:p>
-        </w:tc>
-        <w:tc>
-          <w:tcPr>
-            <w:tcW w:w="3402" w:type="dxa"/>
-          </w:tcPr>
-          <w:p>
-            <w:pPr>
-              <w:jc w:val="both"/>
-              <w:rPr>
-                <w:rFonts w:ascii="Times New Roman" w:hAnsi="Times New Roman" w:cs="Times New Roman"/>
-                <w:b/>
-                <w:sz w:val="22"/>
-                <w:szCs w:val="22"/>
-              </w:rPr>
-            </w:pPr>
-          </w:p>
-        </w:tc>
-        <w:tc>
-          <w:tcPr>
-            <w:tcW w:w="2713" w:type="dxa"/>
-          </w:tcPr>
-          <w:p>
-            <w:pPr>
-              <w:jc w:val="both"/>
-              <w:rPr>
-                <w:rFonts w:ascii="Times New Roman" w:hAnsi="Times New Roman" w:cs="Times New Roman"/>
-                <w:b/>
-                <w:sz w:val="22"/>
-                <w:szCs w:val="22"/>
-              </w:rPr>
-            </w:pPr>
-          </w:p>
-        </w:tc>
-        <w:tc>
-          <w:tcPr>
-            <w:tcW w:w="1586" w:type="dxa"/>
-          </w:tcPr>
-          <w:p>
-            <w:pPr>
-              <w:jc w:val="both"/>
-              <w:rPr>
-                <w:rFonts w:ascii="Times New Roman" w:hAnsi="Times New Roman" w:cs="Times New Roman"/>
-                <w:b/>
-                <w:sz w:val="22"/>
-                <w:szCs w:val="22"/>
-              </w:rPr>
-            </w:pPr>
-          </w:p>
-        </w:tc>
-      </w:tr>
-      <w:tr>
-        <w:tc>
-          <w:tcPr>
-            <w:tcW w:w="398" w:type="dxa"/>
-          </w:tcPr>
-          <w:p>
-            <w:pPr>
-              <w:numPr>
-                <w:ilvl w:val="0"/>
-                <w:numId w:val="3"/>
-              </w:numPr>
-              <w:jc w:val="both"/>
-              <w:rPr>
-                <w:rFonts w:ascii="Times New Roman" w:hAnsi="Times New Roman" w:cs="Times New Roman"/>
-                <w:b/>
-                <w:sz w:val="22"/>
-                <w:szCs w:val="22"/>
-              </w:rPr>
-            </w:pPr>
-          </w:p>
-        </w:tc>
-        <w:tc>
-          <w:tcPr>
-            <w:tcW w:w="1757" w:type="dxa"/>
-          </w:tcPr>
-          <w:p>
-            <w:pPr>
-              <w:jc w:val="both"/>
-              <w:rPr>
-                <w:rFonts w:ascii="Times New Roman" w:hAnsi="Times New Roman" w:cs="Times New Roman"/>
-                <w:b/>
-                <w:sz w:val="22"/>
-                <w:szCs w:val="22"/>
-              </w:rPr>
-            </w:pPr>
-          </w:p>
-        </w:tc>
-        <w:tc>
-          <w:tcPr>
-            <w:tcW w:w="3402" w:type="dxa"/>
-          </w:tcPr>
-          <w:p>
-            <w:pPr>
-              <w:jc w:val="both"/>
-              <w:rPr>
-                <w:rFonts w:ascii="Times New Roman" w:hAnsi="Times New Roman" w:cs="Times New Roman"/>
-                <w:b/>
-                <w:sz w:val="22"/>
-                <w:szCs w:val="22"/>
-              </w:rPr>
-            </w:pPr>
-          </w:p>
-        </w:tc>
-        <w:tc>
-          <w:tcPr>
-            <w:tcW w:w="2713" w:type="dxa"/>
-          </w:tcPr>
-          <w:p>
-            <w:pPr>
-              <w:jc w:val="both"/>
-              <w:rPr>
-                <w:rFonts w:ascii="Times New Roman" w:hAnsi="Times New Roman" w:cs="Times New Roman"/>
-                <w:b/>
-                <w:sz w:val="22"/>
-                <w:szCs w:val="22"/>
-              </w:rPr>
-            </w:pPr>
-          </w:p>
-        </w:tc>
-        <w:tc>
-          <w:tcPr>
-            <w:tcW w:w="1586" w:type="dxa"/>
-          </w:tcPr>
-          <w:p>
-            <w:pPr>
-              <w:jc w:val="both"/>
-              <w:rPr>
-                <w:rFonts w:ascii="Times New Roman" w:hAnsi="Times New Roman" w:cs="Times New Roman"/>
-                <w:b/>
-                <w:sz w:val="22"/>
-                <w:szCs w:val="22"/>
-              </w:rPr>
-            </w:pPr>
-          </w:p>
-        </w:tc>
-      </w:tr>
-      <w:tr>
         <w:trPr>
           <w:trHeight w:val="726"/>
         </w:trPr>
@@ -4089,7 +2836,7 @@
 </file>
 
 <file path=word/endnotes.xml><?xml version="1.0" encoding="utf-8"?>
-<w:endnotes xmlns:wpc="http://schemas.microsoft.com/office/word/2010/wordprocessingCanvas" xmlns:cx="http://schemas.microsoft.com/office/drawing/2014/chartex" xmlns:cx1="http://schemas.microsoft.com/office/drawing/2015/9/8/chartex" xmlns:cx2="http://schemas.microsoft.com/office/drawing/2015/10/21/chartex" xmlns:cx3="http://schemas.microsoft.com/office/drawing/2016/5/9/chartex" xmlns:cx4="http://schemas.microsoft.com/office/drawing/2016/5/10/chartex" xmlns:cx5="http://schemas.microsoft.com/office/drawing/2016/5/11/chartex" xmlns:cx6="http://schemas.microsoft.com/office/drawing/2016/5/12/chartex" xmlns:cx7="http://schemas.microsoft.com/office/drawing/2016/5/13/chartex" xmlns:cx8="http://schemas.microsoft.com/office/drawing/2016/5/14/chartex" xmlns:mc="http://schemas.openxmlformats.org/markup-compatibility/2006" xmlns:aink="http://schemas.microsoft.com/office/drawing/2016/ink" xmlns:am3d="http://schemas.microsoft.com/office/drawing/2017/model3d" xmlns:o="urn:schemas-microsoft-com:office:office" xmlns:oel="http://schemas.microsoft.com/office/2019/extlst" xmlns:r="http://schemas.openxmlformats.org/officeDocument/2006/relationships" xmlns:m="http://schemas.openxmlformats.org/officeDocument/2006/math" xmlns:v="urn:schemas-microsoft-com:vml" xmlns:wp14="http://schemas.microsoft.com/office/word/2010/wordprocessingDrawing" xmlns:wp="http://schemas.openxmlformats.org/drawingml/2006/wordprocessingDrawing" xmlns:w10="urn:schemas-microsoft-com:office:word" xmlns:w="http://schemas.openxmlformats.org/wordprocessingml/2006/main" xmlns:w14="http://schemas.microsoft.com/office/word/2010/wordml" xmlns:w15="http://schemas.microsoft.com/office/word/2012/wordml" xmlns:w16cex="http://schemas.microsoft.com/office/word/2018/wordml/cex" xmlns:w16cid="http://schemas.microsoft.com/office/word/2016/wordml/cid" xmlns:w16="http://schemas.microsoft.com/office/word/2018/wordml" xmlns:w16du="http://schemas.microsoft.com/office/word/2023/wordml/word16du" xmlns:w16sdtdh="http://schemas.microsoft.com/office/word/2020/wordml/sdtdatahash" xmlns:w16sdtfl="http://schemas.microsoft.com/office/word/2024/wordml/sdtformatlock" xmlns:w16se="http://schemas.microsoft.com/office/word/2015/wordml/symex" xmlns:wpg="http://schemas.microsoft.com/office/word/2010/wordprocessingGroup" xmlns:wpi="http://schemas.microsoft.com/office/word/2010/wordprocessingInk" xmlns:wne="http://schemas.microsoft.com/office/word/2006/wordml" xmlns:wps="http://schemas.microsoft.com/office/word/2010/wordprocessingShape" mc:Ignorable="w14 w15 w16se w16cid w16 w16cex w16sdtdh w16sdtfl w16du wp14">
+<w:endnotes xmlns:wpc="http://schemas.microsoft.com/office/word/2010/wordprocessingCanvas" xmlns:cx="http://schemas.microsoft.com/office/drawing/2014/chartex" xmlns:cx1="http://schemas.microsoft.com/office/drawing/2015/9/8/chartex" xmlns:cx2="http://schemas.microsoft.com/office/drawing/2015/10/21/chartex" xmlns:cx3="http://schemas.microsoft.com/office/drawing/2016/5/9/chartex" xmlns:cx4="http://schemas.microsoft.com/office/drawing/2016/5/10/chartex" xmlns:cx5="http://schemas.microsoft.com/office/drawing/2016/5/11/chartex" xmlns:cx6="http://schemas.microsoft.com/office/drawing/2016/5/12/chartex" xmlns:cx7="http://schemas.microsoft.com/office/drawing/2016/5/13/chartex" xmlns:cx8="http://schemas.microsoft.com/office/drawing/2016/5/14/chartex" xmlns:mc="http://schemas.openxmlformats.org/markup-compatibility/2006" xmlns:aink="http://schemas.microsoft.com/office/drawing/2016/ink" xmlns:am3d="http://schemas.microsoft.com/office/drawing/2017/model3d" xmlns:o="urn:schemas-microsoft-com:office:office" xmlns:oel="http://schemas.microsoft.com/office/2019/extlst" xmlns:r="http://schemas.openxmlformats.org/officeDocument/2006/relationships" xmlns:m="http://schemas.openxmlformats.org/officeDocument/2006/math" xmlns:v="urn:schemas-microsoft-com:vml" xmlns:wp14="http://schemas.microsoft.com/office/word/2010/wordprocessingDrawing" xmlns:wp="http://schemas.openxmlformats.org/drawingml/2006/wordprocessingDrawing" xmlns:w10="urn:schemas-microsoft-com:office:word" xmlns:w="http://schemas.openxmlformats.org/wordprocessingml/2006/main" xmlns:w14="http://schemas.microsoft.com/office/word/2010/wordml" xmlns:w15="http://schemas.microsoft.com/office/word/2012/wordml" xmlns:w16cei="http://schemas.microsoft.com/office/word/2026/wordml/cei" xmlns:w16cex="http://schemas.microsoft.com/office/word/2018/wordml/cex" xmlns:w16cid="http://schemas.microsoft.com/office/word/2016/wordml/cid" xmlns:w16="http://schemas.microsoft.com/office/word/2018/wordml" xmlns:w16du="http://schemas.microsoft.com/office/word/2023/wordml/word16du" xmlns:w16sdtdh="http://schemas.microsoft.com/office/word/2020/wordml/sdtdatahash" xmlns:w16sdtfl="http://schemas.microsoft.com/office/word/2024/wordml/sdtformatlock" xmlns:w16se="http://schemas.microsoft.com/office/word/2015/wordml/symex" xmlns:wpg="http://schemas.microsoft.com/office/word/2010/wordprocessingGroup" xmlns:wpi="http://schemas.microsoft.com/office/word/2010/wordprocessingInk" xmlns:wne="http://schemas.microsoft.com/office/word/2006/wordml" xmlns:wps="http://schemas.microsoft.com/office/word/2010/wordprocessingShape" mc:Ignorable="w14 w15 w16se w16cid w16 w16cex w16sdtdh w16sdtfl w16du wp14">
   <w:endnote w:type="separator" w:id="-1">
     <w:p>
       <w:r>
@@ -4108,7 +2855,7 @@
 </file>
 
 <file path=word/footer1.xml><?xml version="1.0" encoding="utf-8"?>
-<w:ftr xmlns:wpc="http://schemas.microsoft.com/office/word/2010/wordprocessingCanvas" xmlns:cx="http://schemas.microsoft.com/office/drawing/2014/chartex" xmlns:cx1="http://schemas.microsoft.com/office/drawing/2015/9/8/chartex" xmlns:cx2="http://schemas.microsoft.com/office/drawing/2015/10/21/chartex" xmlns:cx3="http://schemas.microsoft.com/office/drawing/2016/5/9/chartex" xmlns:cx4="http://schemas.microsoft.com/office/drawing/2016/5/10/chartex" xmlns:cx5="http://schemas.microsoft.com/office/drawing/2016/5/11/chartex" xmlns:cx6="http://schemas.microsoft.com/office/drawing/2016/5/12/chartex" xmlns:cx7="http://schemas.microsoft.com/office/drawing/2016/5/13/chartex" xmlns:cx8="http://schemas.microsoft.com/office/drawing/2016/5/14/chartex" xmlns:mc="http://schemas.openxmlformats.org/markup-compatibility/2006" xmlns:aink="http://schemas.microsoft.com/office/drawing/2016/ink" xmlns:am3d="http://schemas.microsoft.com/office/drawing/2017/model3d" xmlns:o="urn:schemas-microsoft-com:office:office" xmlns:oel="http://schemas.microsoft.com/office/2019/extlst" xmlns:r="http://schemas.openxmlformats.org/officeDocument/2006/relationships" xmlns:m="http://schemas.openxmlformats.org/officeDocument/2006/math" xmlns:v="urn:schemas-microsoft-com:vml" xmlns:wp14="http://schemas.microsoft.com/office/word/2010/wordprocessingDrawing" xmlns:wp="http://schemas.openxmlformats.org/drawingml/2006/wordprocessingDrawing" xmlns:w10="urn:schemas-microsoft-com:office:word" xmlns:w="http://schemas.openxmlformats.org/wordprocessingml/2006/main" xmlns:w14="http://schemas.microsoft.com/office/word/2010/wordml" xmlns:w15="http://schemas.microsoft.com/office/word/2012/wordml" xmlns:w16cex="http://schemas.microsoft.com/office/word/2018/wordml/cex" xmlns:w16cid="http://schemas.microsoft.com/office/word/2016/wordml/cid" xmlns:w16="http://schemas.microsoft.com/office/word/2018/wordml" xmlns:w16du="http://schemas.microsoft.com/office/word/2023/wordml/word16du" xmlns:w16sdtdh="http://schemas.microsoft.com/office/word/2020/wordml/sdtdatahash" xmlns:w16sdtfl="http://schemas.microsoft.com/office/word/2024/wordml/sdtformatlock" xmlns:w16se="http://schemas.microsoft.com/office/word/2015/wordml/symex" xmlns:wpg="http://schemas.microsoft.com/office/word/2010/wordprocessingGroup" xmlns:wpi="http://schemas.microsoft.com/office/word/2010/wordprocessingInk" xmlns:wne="http://schemas.microsoft.com/office/word/2006/wordml" xmlns:wps="http://schemas.microsoft.com/office/word/2010/wordprocessingShape" mc:Ignorable="w14 w15 w16se w16cid w16 w16cex w16sdtdh w16sdtfl w16du wp14">
+<w:ftr xmlns:wpc="http://schemas.microsoft.com/office/word/2010/wordprocessingCanvas" xmlns:cx="http://schemas.microsoft.com/office/drawing/2014/chartex" xmlns:cx1="http://schemas.microsoft.com/office/drawing/2015/9/8/chartex" xmlns:cx2="http://schemas.microsoft.com/office/drawing/2015/10/21/chartex" xmlns:cx3="http://schemas.microsoft.com/office/drawing/2016/5/9/chartex" xmlns:cx4="http://schemas.microsoft.com/office/drawing/2016/5/10/chartex" xmlns:cx5="http://schemas.microsoft.com/office/drawing/2016/5/11/chartex" xmlns:cx6="http://schemas.microsoft.com/office/drawing/2016/5/12/chartex" xmlns:cx7="http://schemas.microsoft.com/office/drawing/2016/5/13/chartex" xmlns:cx8="http://schemas.microsoft.com/office/drawing/2016/5/14/chartex" xmlns:mc="http://schemas.openxmlformats.org/markup-compatibility/2006" xmlns:aink="http://schemas.microsoft.com/office/drawing/2016/ink" xmlns:am3d="http://schemas.microsoft.com/office/drawing/2017/model3d" xmlns:o="urn:schemas-microsoft-com:office:office" xmlns:oel="http://schemas.microsoft.com/office/2019/extlst" xmlns:r="http://schemas.openxmlformats.org/officeDocument/2006/relationships" xmlns:m="http://schemas.openxmlformats.org/officeDocument/2006/math" xmlns:v="urn:schemas-microsoft-com:vml" xmlns:wp14="http://schemas.microsoft.com/office/word/2010/wordprocessingDrawing" xmlns:wp="http://schemas.openxmlformats.org/drawingml/2006/wordprocessingDrawing" xmlns:w10="urn:schemas-microsoft-com:office:word" xmlns:w="http://schemas.openxmlformats.org/wordprocessingml/2006/main" xmlns:w14="http://schemas.microsoft.com/office/word/2010/wordml" xmlns:w15="http://schemas.microsoft.com/office/word/2012/wordml" xmlns:w16cei="http://schemas.microsoft.com/office/word/2026/wordml/cei" xmlns:w16cex="http://schemas.microsoft.com/office/word/2018/wordml/cex" xmlns:w16cid="http://schemas.microsoft.com/office/word/2016/wordml/cid" xmlns:w16="http://schemas.microsoft.com/office/word/2018/wordml" xmlns:w16du="http://schemas.microsoft.com/office/word/2023/wordml/word16du" xmlns:w16sdtdh="http://schemas.microsoft.com/office/word/2020/wordml/sdtdatahash" xmlns:w16sdtfl="http://schemas.microsoft.com/office/word/2024/wordml/sdtformatlock" xmlns:w16se="http://schemas.microsoft.com/office/word/2015/wordml/symex" xmlns:wpg="http://schemas.microsoft.com/office/word/2010/wordprocessingGroup" xmlns:wpi="http://schemas.microsoft.com/office/word/2010/wordprocessingInk" xmlns:wne="http://schemas.microsoft.com/office/word/2006/wordml" xmlns:wps="http://schemas.microsoft.com/office/word/2010/wordprocessingShape" mc:Ignorable="w14 w15 w16se w16cid w16 w16cex w16sdtdh w16sdtfl w16du wp14">
   <w:p>
     <w:pPr>
       <w:pStyle w:val="Piedepgina"/>
@@ -4192,7 +2939,7 @@
 </file>
 
 <file path=word/footnotes.xml><?xml version="1.0" encoding="utf-8"?>
-<w:footnotes xmlns:wpc="http://schemas.microsoft.com/office/word/2010/wordprocessingCanvas" xmlns:cx="http://schemas.microsoft.com/office/drawing/2014/chartex" xmlns:cx1="http://schemas.microsoft.com/office/drawing/2015/9/8/chartex" xmlns:cx2="http://schemas.microsoft.com/office/drawing/2015/10/21/chartex" xmlns:cx3="http://schemas.microsoft.com/office/drawing/2016/5/9/chartex" xmlns:cx4="http://schemas.microsoft.com/office/drawing/2016/5/10/chartex" xmlns:cx5="http://schemas.microsoft.com/office/drawing/2016/5/11/chartex" xmlns:cx6="http://schemas.microsoft.com/office/drawing/2016/5/12/chartex" xmlns:cx7="http://schemas.microsoft.com/office/drawing/2016/5/13/chartex" xmlns:cx8="http://schemas.microsoft.com/office/drawing/2016/5/14/chartex" xmlns:mc="http://schemas.openxmlformats.org/markup-compatibility/2006" xmlns:aink="http://schemas.microsoft.com/office/drawing/2016/ink" xmlns:am3d="http://schemas.microsoft.com/office/drawing/2017/model3d" xmlns:o="urn:schemas-microsoft-com:office:office" xmlns:oel="http://schemas.microsoft.com/office/2019/extlst" xmlns:r="http://schemas.openxmlformats.org/officeDocument/2006/relationships" xmlns:m="http://schemas.openxmlformats.org/officeDocument/2006/math" xmlns:v="urn:schemas-microsoft-com:vml" xmlns:wp14="http://schemas.microsoft.com/office/word/2010/wordprocessingDrawing" xmlns:wp="http://schemas.openxmlformats.org/drawingml/2006/wordprocessingDrawing" xmlns:w10="urn:schemas-microsoft-com:office:word" xmlns:w="http://schemas.openxmlformats.org/wordprocessingml/2006/main" xmlns:w14="http://schemas.microsoft.com/office/word/2010/wordml" xmlns:w15="http://schemas.microsoft.com/office/word/2012/wordml" xmlns:w16cex="http://schemas.microsoft.com/office/word/2018/wordml/cex" xmlns:w16cid="http://schemas.microsoft.com/office/word/2016/wordml/cid" xmlns:w16="http://schemas.microsoft.com/office/word/2018/wordml" xmlns:w16du="http://schemas.microsoft.com/office/word/2023/wordml/word16du" xmlns:w16sdtdh="http://schemas.microsoft.com/office/word/2020/wordml/sdtdatahash" xmlns:w16sdtfl="http://schemas.microsoft.com/office/word/2024/wordml/sdtformatlock" xmlns:w16se="http://schemas.microsoft.com/office/word/2015/wordml/symex" xmlns:wpg="http://schemas.microsoft.com/office/word/2010/wordprocessingGroup" xmlns:wpi="http://schemas.microsoft.com/office/word/2010/wordprocessingInk" xmlns:wne="http://schemas.microsoft.com/office/word/2006/wordml" xmlns:wps="http://schemas.microsoft.com/office/word/2010/wordprocessingShape" mc:Ignorable="w14 w15 w16se w16cid w16 w16cex w16sdtdh w16sdtfl w16du wp14">
+<w:footnotes xmlns:wpc="http://schemas.microsoft.com/office/word/2010/wordprocessingCanvas" xmlns:cx="http://schemas.microsoft.com/office/drawing/2014/chartex" xmlns:cx1="http://schemas.microsoft.com/office/drawing/2015/9/8/chartex" xmlns:cx2="http://schemas.microsoft.com/office/drawing/2015/10/21/chartex" xmlns:cx3="http://schemas.microsoft.com/office/drawing/2016/5/9/chartex" xmlns:cx4="http://schemas.microsoft.com/office/drawing/2016/5/10/chartex" xmlns:cx5="http://schemas.microsoft.com/office/drawing/2016/5/11/chartex" xmlns:cx6="http://schemas.microsoft.com/office/drawing/2016/5/12/chartex" xmlns:cx7="http://schemas.microsoft.com/office/drawing/2016/5/13/chartex" xmlns:cx8="http://schemas.microsoft.com/office/drawing/2016/5/14/chartex" xmlns:mc="http://schemas.openxmlformats.org/markup-compatibility/2006" xmlns:aink="http://schemas.microsoft.com/office/drawing/2016/ink" xmlns:am3d="http://schemas.microsoft.com/office/drawing/2017/model3d" xmlns:o="urn:schemas-microsoft-com:office:office" xmlns:oel="http://schemas.microsoft.com/office/2019/extlst" xmlns:r="http://schemas.openxmlformats.org/officeDocument/2006/relationships" xmlns:m="http://schemas.openxmlformats.org/officeDocument/2006/math" xmlns:v="urn:schemas-microsoft-com:vml" xmlns:wp14="http://schemas.microsoft.com/office/word/2010/wordprocessingDrawing" xmlns:wp="http://schemas.openxmlformats.org/drawingml/2006/wordprocessingDrawing" xmlns:w10="urn:schemas-microsoft-com:office:word" xmlns:w="http://schemas.openxmlformats.org/wordprocessingml/2006/main" xmlns:w14="http://schemas.microsoft.com/office/word/2010/wordml" xmlns:w15="http://schemas.microsoft.com/office/word/2012/wordml" xmlns:w16cei="http://schemas.microsoft.com/office/word/2026/wordml/cei" xmlns:w16cex="http://schemas.microsoft.com/office/word/2018/wordml/cex" xmlns:w16cid="http://schemas.microsoft.com/office/word/2016/wordml/cid" xmlns:w16="http://schemas.microsoft.com/office/word/2018/wordml" xmlns:w16du="http://schemas.microsoft.com/office/word/2023/wordml/word16du" xmlns:w16sdtdh="http://schemas.microsoft.com/office/word/2020/wordml/sdtdatahash" xmlns:w16sdtfl="http://schemas.microsoft.com/office/word/2024/wordml/sdtformatlock" xmlns:w16se="http://schemas.microsoft.com/office/word/2015/wordml/symex" xmlns:wpg="http://schemas.microsoft.com/office/word/2010/wordprocessingGroup" xmlns:wpi="http://schemas.microsoft.com/office/word/2010/wordprocessingInk" xmlns:wne="http://schemas.microsoft.com/office/word/2006/wordml" xmlns:wps="http://schemas.microsoft.com/office/word/2010/wordprocessingShape" mc:Ignorable="w14 w15 w16se w16cid w16 w16cex w16sdtdh w16sdtfl w16du wp14">
   <w:footnote w:type="separator" w:id="-1">
     <w:p>
       <w:r>
@@ -4211,7 +2958,7 @@
 </file>
 
 <file path=word/header1.xml><?xml version="1.0" encoding="utf-8"?>
-<w:hdr xmlns:wpc="http://schemas.microsoft.com/office/word/2010/wordprocessingCanvas" xmlns:cx="http://schemas.microsoft.com/office/drawing/2014/chartex" xmlns:cx1="http://schemas.microsoft.com/office/drawing/2015/9/8/chartex" xmlns:cx2="http://schemas.microsoft.com/office/drawing/2015/10/21/chartex" xmlns:cx3="http://schemas.microsoft.com/office/drawing/2016/5/9/chartex" xmlns:cx4="http://schemas.microsoft.com/office/drawing/2016/5/10/chartex" xmlns:cx5="http://schemas.microsoft.com/office/drawing/2016/5/11/chartex" xmlns:cx6="http://schemas.microsoft.com/office/drawing/2016/5/12/chartex" xmlns:cx7="http://schemas.microsoft.com/office/drawing/2016/5/13/chartex" xmlns:cx8="http://schemas.microsoft.com/office/drawing/2016/5/14/chartex" xmlns:mc="http://schemas.openxmlformats.org/markup-compatibility/2006" xmlns:aink="http://schemas.microsoft.com/office/drawing/2016/ink" xmlns:am3d="http://schemas.microsoft.com/office/drawing/2017/model3d" xmlns:o="urn:schemas-microsoft-com:office:office" xmlns:oel="http://schemas.microsoft.com/office/2019/extlst" xmlns:r="http://schemas.openxmlformats.org/officeDocument/2006/relationships" xmlns:m="http://schemas.openxmlformats.org/officeDocument/2006/math" xmlns:v="urn:schemas-microsoft-com:vml" xmlns:wp14="http://schemas.microsoft.com/office/word/2010/wordprocessingDrawing" xmlns:wp="http://schemas.openxmlformats.org/drawingml/2006/wordprocessingDrawing" xmlns:w10="urn:schemas-microsoft-com:office:word" xmlns:w="http://schemas.openxmlformats.org/wordprocessingml/2006/main" xmlns:w14="http://schemas.microsoft.com/office/word/2010/wordml" xmlns:w15="http://schemas.microsoft.com/office/word/2012/wordml" xmlns:w16cex="http://schemas.microsoft.com/office/word/2018/wordml/cex" xmlns:w16cid="http://schemas.microsoft.com/office/word/2016/wordml/cid" xmlns:w16="http://schemas.microsoft.com/office/word/2018/wordml" xmlns:w16du="http://schemas.microsoft.com/office/word/2023/wordml/word16du" xmlns:w16sdtdh="http://schemas.microsoft.com/office/word/2020/wordml/sdtdatahash" xmlns:w16sdtfl="http://schemas.microsoft.com/office/word/2024/wordml/sdtformatlock" xmlns:w16se="http://schemas.microsoft.com/office/word/2015/wordml/symex" xmlns:wpg="http://schemas.microsoft.com/office/word/2010/wordprocessingGroup" xmlns:wpi="http://schemas.microsoft.com/office/word/2010/wordprocessingInk" xmlns:wne="http://schemas.microsoft.com/office/word/2006/wordml" xmlns:wps="http://schemas.microsoft.com/office/word/2010/wordprocessingShape" mc:Ignorable="w14 w15 w16se w16cid w16 w16cex w16sdtdh w16sdtfl w16du wp14">
+<w:hdr xmlns:wpc="http://schemas.microsoft.com/office/word/2010/wordprocessingCanvas" xmlns:cx="http://schemas.microsoft.com/office/drawing/2014/chartex" xmlns:cx1="http://schemas.microsoft.com/office/drawing/2015/9/8/chartex" xmlns:cx2="http://schemas.microsoft.com/office/drawing/2015/10/21/chartex" xmlns:cx3="http://schemas.microsoft.com/office/drawing/2016/5/9/chartex" xmlns:cx4="http://schemas.microsoft.com/office/drawing/2016/5/10/chartex" xmlns:cx5="http://schemas.microsoft.com/office/drawing/2016/5/11/chartex" xmlns:cx6="http://schemas.microsoft.com/office/drawing/2016/5/12/chartex" xmlns:cx7="http://schemas.microsoft.com/office/drawing/2016/5/13/chartex" xmlns:cx8="http://schemas.microsoft.com/office/drawing/2016/5/14/chartex" xmlns:mc="http://schemas.openxmlformats.org/markup-compatibility/2006" xmlns:aink="http://schemas.microsoft.com/office/drawing/2016/ink" xmlns:am3d="http://schemas.microsoft.com/office/drawing/2017/model3d" xmlns:o="urn:schemas-microsoft-com:office:office" xmlns:oel="http://schemas.microsoft.com/office/2019/extlst" xmlns:r="http://schemas.openxmlformats.org/officeDocument/2006/relationships" xmlns:m="http://schemas.openxmlformats.org/officeDocument/2006/math" xmlns:v="urn:schemas-microsoft-com:vml" xmlns:wp14="http://schemas.microsoft.com/office/word/2010/wordprocessingDrawing" xmlns:wp="http://schemas.openxmlformats.org/drawingml/2006/wordprocessingDrawing" xmlns:w10="urn:schemas-microsoft-com:office:word" xmlns:w="http://schemas.openxmlformats.org/wordprocessingml/2006/main" xmlns:w14="http://schemas.microsoft.com/office/word/2010/wordml" xmlns:w15="http://schemas.microsoft.com/office/word/2012/wordml" xmlns:w16cei="http://schemas.microsoft.com/office/word/2026/wordml/cei" xmlns:w16cex="http://schemas.microsoft.com/office/word/2018/wordml/cex" xmlns:w16cid="http://schemas.microsoft.com/office/word/2016/wordml/cid" xmlns:w16="http://schemas.microsoft.com/office/word/2018/wordml" xmlns:w16du="http://schemas.microsoft.com/office/word/2023/wordml/word16du" xmlns:w16sdtdh="http://schemas.microsoft.com/office/word/2020/wordml/sdtdatahash" xmlns:w16sdtfl="http://schemas.microsoft.com/office/word/2024/wordml/sdtformatlock" xmlns:w16se="http://schemas.microsoft.com/office/word/2015/wordml/symex" xmlns:wpg="http://schemas.microsoft.com/office/word/2010/wordprocessingGroup" xmlns:wpi="http://schemas.microsoft.com/office/word/2010/wordprocessingInk" xmlns:wne="http://schemas.microsoft.com/office/word/2006/wordml" xmlns:wps="http://schemas.microsoft.com/office/word/2010/wordprocessingShape" mc:Ignorable="w14 w15 w16se w16cid w16 w16cex w16sdtdh w16sdtfl w16du wp14">
   <w:tbl>
     <w:tblPr>
       <w:tblW w:w="9923" w:type="dxa"/>
@@ -4490,7 +3237,7 @@
 </file>
 
 <file path=word/numbering.xml><?xml version="1.0" encoding="utf-8"?>
-<w:numbering xmlns:wpc="http://schemas.microsoft.com/office/word/2010/wordprocessingCanvas" xmlns:cx="http://schemas.microsoft.com/office/drawing/2014/chartex" xmlns:cx1="http://schemas.microsoft.com/office/drawing/2015/9/8/chartex" xmlns:cx2="http://schemas.microsoft.com/office/drawing/2015/10/21/chartex" xmlns:cx3="http://schemas.microsoft.com/office/drawing/2016/5/9/chartex" xmlns:cx4="http://schemas.microsoft.com/office/drawing/2016/5/10/chartex" xmlns:cx5="http://schemas.microsoft.com/office/drawing/2016/5/11/chartex" xmlns:cx6="http://schemas.microsoft.com/office/drawing/2016/5/12/chartex" xmlns:cx7="http://schemas.microsoft.com/office/drawing/2016/5/13/chartex" xmlns:cx8="http://schemas.microsoft.com/office/drawing/2016/5/14/chartex" xmlns:mc="http://schemas.openxmlformats.org/markup-compatibility/2006" xmlns:aink="http://schemas.microsoft.com/office/drawing/2016/ink" xmlns:am3d="http://schemas.microsoft.com/office/drawing/2017/model3d" xmlns:o="urn:schemas-microsoft-com:office:office" xmlns:oel="http://schemas.microsoft.com/office/2019/extlst" xmlns:r="http://schemas.openxmlformats.org/officeDocument/2006/relationships" xmlns:m="http://schemas.openxmlformats.org/officeDocument/2006/math" xmlns:v="urn:schemas-microsoft-com:vml" xmlns:wp14="http://schemas.microsoft.com/office/word/2010/wordprocessingDrawing" xmlns:wp="http://schemas.openxmlformats.org/drawingml/2006/wordprocessingDrawing" xmlns:w10="urn:schemas-microsoft-com:office:word" xmlns:w="http://schemas.openxmlformats.org/wordprocessingml/2006/main" xmlns:w14="http://schemas.microsoft.com/office/word/2010/wordml" xmlns:w15="http://schemas.microsoft.com/office/word/2012/wordml" xmlns:w16cex="http://schemas.microsoft.com/office/word/2018/wordml/cex" xmlns:w16cid="http://schemas.microsoft.com/office/word/2016/wordml/cid" xmlns:w16="http://schemas.microsoft.com/office/word/2018/wordml" xmlns:w16du="http://schemas.microsoft.com/office/word/2023/wordml/word16du" xmlns:w16sdtdh="http://schemas.microsoft.com/office/word/2020/wordml/sdtdatahash" xmlns:w16sdtfl="http://schemas.microsoft.com/office/word/2024/wordml/sdtformatlock" xmlns:w16se="http://schemas.microsoft.com/office/word/2015/wordml/symex" xmlns:wpg="http://schemas.microsoft.com/office/word/2010/wordprocessingGroup" xmlns:wpi="http://schemas.microsoft.com/office/word/2010/wordprocessingInk" xmlns:wne="http://schemas.microsoft.com/office/word/2006/wordml" xmlns:wps="http://schemas.microsoft.com/office/word/2010/wordprocessingShape" mc:Ignorable="w14 w15 w16se w16cid w16 w16cex w16sdtdh w16sdtfl w16du wp14">
+<w:numbering xmlns:wpc="http://schemas.microsoft.com/office/word/2010/wordprocessingCanvas" xmlns:cx="http://schemas.microsoft.com/office/drawing/2014/chartex" xmlns:cx1="http://schemas.microsoft.com/office/drawing/2015/9/8/chartex" xmlns:cx2="http://schemas.microsoft.com/office/drawing/2015/10/21/chartex" xmlns:cx3="http://schemas.microsoft.com/office/drawing/2016/5/9/chartex" xmlns:cx4="http://schemas.microsoft.com/office/drawing/2016/5/10/chartex" xmlns:cx5="http://schemas.microsoft.com/office/drawing/2016/5/11/chartex" xmlns:cx6="http://schemas.microsoft.com/office/drawing/2016/5/12/chartex" xmlns:cx7="http://schemas.microsoft.com/office/drawing/2016/5/13/chartex" xmlns:cx8="http://schemas.microsoft.com/office/drawing/2016/5/14/chartex" xmlns:mc="http://schemas.openxmlformats.org/markup-compatibility/2006" xmlns:aink="http://schemas.microsoft.com/office/drawing/2016/ink" xmlns:am3d="http://schemas.microsoft.com/office/drawing/2017/model3d" xmlns:o="urn:schemas-microsoft-com:office:office" xmlns:oel="http://schemas.microsoft.com/office/2019/extlst" xmlns:r="http://schemas.openxmlformats.org/officeDocument/2006/relationships" xmlns:m="http://schemas.openxmlformats.org/officeDocument/2006/math" xmlns:v="urn:schemas-microsoft-com:vml" xmlns:wp14="http://schemas.microsoft.com/office/word/2010/wordprocessingDrawing" xmlns:wp="http://schemas.openxmlformats.org/drawingml/2006/wordprocessingDrawing" xmlns:w10="urn:schemas-microsoft-com:office:word" xmlns:w="http://schemas.openxmlformats.org/wordprocessingml/2006/main" xmlns:w14="http://schemas.microsoft.com/office/word/2010/wordml" xmlns:w15="http://schemas.microsoft.com/office/word/2012/wordml" xmlns:w16cei="http://schemas.microsoft.com/office/word/2026/wordml/cei" xmlns:w16cex="http://schemas.microsoft.com/office/word/2018/wordml/cex" xmlns:w16cid="http://schemas.microsoft.com/office/word/2016/wordml/cid" xmlns:w16="http://schemas.microsoft.com/office/word/2018/wordml" xmlns:w16du="http://schemas.microsoft.com/office/word/2023/wordml/word16du" xmlns:w16sdtdh="http://schemas.microsoft.com/office/word/2020/wordml/sdtdatahash" xmlns:w16sdtfl="http://schemas.microsoft.com/office/word/2024/wordml/sdtformatlock" xmlns:w16se="http://schemas.microsoft.com/office/word/2015/wordml/symex" xmlns:wpg="http://schemas.microsoft.com/office/word/2010/wordprocessingGroup" xmlns:wpi="http://schemas.microsoft.com/office/word/2010/wordprocessingInk" xmlns:wne="http://schemas.microsoft.com/office/word/2006/wordml" xmlns:wps="http://schemas.microsoft.com/office/word/2010/wordprocessingShape" mc:Ignorable="w14 w15 w16se w16cid w16 w16cex w16sdtdh w16sdtfl w16du wp14">
   <w:abstractNum w:abstractNumId="0" w15:restartNumberingAfterBreak="0">
     <w:nsid w:val="04490FEA"/>
     <w:multiLevelType w:val="hybridMultilevel"/>
